--- a/resources/templates/MC451-codebook-template.docx
+++ b/resources/templates/MC451-codebook-template.docx
@@ -7,7 +7,7 @@
         <w:pStyle w:val="Title"/>
       </w:pPr>
       <w:r>
-        <w:t xml:space="preserve">MC 451 Codebook and Qualitative Memo Template</w:t>
+        <w:t xml:space="preserve">Codebook and Qualitative Memo</w:t>
       </w:r>
     </w:p>
     <w:p>
@@ -26,7 +26,7 @@
         <w:t xml:space="preserve">How to use this template: replace every line in italics with your own writing, then delete the italics. Use it as it is, or as inspiration for your own layout. The headings follow the rubric, so each part maps to one grading row.</w:t>
       </w:r>
     </w:p>
-    <w:bookmarkStart w:id="17" w:name="part-1-codebook"/>
+    <w:bookmarkStart w:id="19" w:name="part-1-codebook"/>
     <w:p>
       <w:pPr>
         <w:pStyle w:val="Heading1"/>
@@ -79,40 +79,246 @@
       </w:r>
     </w:p>
     <w:bookmarkEnd w:id="10"/>
-    <w:bookmarkStart w:id="13" w:name="variables"/>
+    <w:bookmarkStart w:id="12" w:name="if-your-study-uses-more-than-one-source"/>
     <w:p>
       <w:pPr>
         <w:pStyle w:val="Heading2"/>
       </w:pPr>
       <w:r>
-        <w:t xml:space="preserve">Variables</w:t>
+        <w:t xml:space="preserve">If your study uses more than one source</w:t>
       </w:r>
     </w:p>
     <w:p>
       <w:pPr>
         <w:pStyle w:val="FirstParagraph"/>
       </w:pPr>
-      <w:r>
-        <w:t xml:space="preserve">Repeat the table below once per variable, as many times as your study has variables. Delete any copy you do not use.</w:t>
-      </w:r>
-    </w:p>
-    <w:bookmarkStart w:id="11" w:name="variable-1-name"/>
-    <w:p>
-      <w:pPr>
-        <w:pStyle w:val="Heading3"/>
-      </w:pPr>
-      <w:r>
-        <w:t xml:space="preserve">Variable 1:</w:t>
-      </w:r>
-      <w:r>
-        <w:t xml:space="preserve"> </w:t>
-      </w:r>
       <w:r>
         <w:rPr>
           <w:i/>
           <w:iCs/>
         </w:rPr>
-        <w:t xml:space="preserve">name</w:t>
+        <w:t xml:space="preserve">Skip this section if all your material comes from one source.</w:t>
+      </w:r>
+    </w:p>
+    <w:p>
+      <w:pPr>
+        <w:pStyle w:val="BodyText"/>
+      </w:pPr>
+      <w:r>
+        <w:t xml:space="preserve">Write one codebook for each</w:t>
+      </w:r>
+      <w:r>
+        <w:t xml:space="preserve"> </w:t>
+      </w:r>
+      <w:r>
+        <w:rPr>
+          <w:b/>
+          <w:bCs/>
+        </w:rPr>
+        <w:t xml:space="preserve">unit of analysis</w:t>
+      </w:r>
+      <w:r>
+        <w:t xml:space="preserve">, not one for each platform. Two sources that share a unit share a codebook. Two sources with different units each get their own codebook, joined by a key.</w:t>
+      </w:r>
+    </w:p>
+    <w:tbl>
+      <w:tblPr>
+        <w:tblStyle w:val="Table"/>
+        <w:tblW w:type="pct" w:w="5000"/>
+        <w:tblLayout w:type="fixed"/>
+        <w:tblLook w:firstRow="1" w:lastRow="0" w:firstColumn="0" w:lastColumn="0" w:noHBand="0" w:noVBand="0" w:val="0020"/>
+      </w:tblPr>
+      <w:tblGrid>
+        <w:gridCol w:w="2640"/>
+        <w:gridCol w:w="2640"/>
+        <w:gridCol w:w="2640"/>
+      </w:tblGrid>
+      <w:tr>
+        <w:trPr>
+          <w:tblHeader w:val="on"/>
+        </w:trPr>
+        <w:tc>
+          <w:tcPr/>
+          <w:p>
+            <w:pPr>
+              <w:pStyle w:val="Compact"/>
+              <w:jc w:val="left"/>
+            </w:pPr>
+            <w:r>
+              <w:t xml:space="preserve">Your study</w:t>
+            </w:r>
+          </w:p>
+        </w:tc>
+        <w:tc>
+          <w:tcPr/>
+          <w:p>
+            <w:pPr>
+              <w:pStyle w:val="Compact"/>
+              <w:jc w:val="left"/>
+            </w:pPr>
+            <w:r>
+              <w:t xml:space="preserve">Units</w:t>
+            </w:r>
+          </w:p>
+        </w:tc>
+        <w:tc>
+          <w:tcPr/>
+          <w:p>
+            <w:pPr>
+              <w:pStyle w:val="Compact"/>
+              <w:jc w:val="left"/>
+            </w:pPr>
+            <w:r>
+              <w:t xml:space="preserve">Codebooks</w:t>
+            </w:r>
+          </w:p>
+        </w:tc>
+      </w:tr>
+      <w:tr>
+        <w:tc>
+          <w:tcPr/>
+          <w:p>
+            <w:pPr>
+              <w:pStyle w:val="Compact"/>
+              <w:jc w:val="left"/>
+            </w:pPr>
+            <w:r>
+              <w:t xml:space="preserve">Spotify streaming numbers and TikTok videos that use the same songs</w:t>
+            </w:r>
+          </w:p>
+        </w:tc>
+        <w:tc>
+          <w:tcPr/>
+          <w:p>
+            <w:pPr>
+              <w:pStyle w:val="Compact"/>
+              <w:jc w:val="left"/>
+            </w:pPr>
+            <w:r>
+              <w:t xml:space="preserve">A song (Spotify) and a video (TikTok)</w:t>
+            </w:r>
+          </w:p>
+        </w:tc>
+        <w:tc>
+          <w:tcPr/>
+          <w:p>
+            <w:pPr>
+              <w:pStyle w:val="Compact"/>
+              <w:jc w:val="left"/>
+            </w:pPr>
+            <w:r>
+              <w:t xml:space="preserve">Two, linked by the song</w:t>
+            </w:r>
+          </w:p>
+        </w:tc>
+      </w:tr>
+      <w:tr>
+        <w:tc>
+          <w:tcPr/>
+          <w:p>
+            <w:pPr>
+              <w:pStyle w:val="Compact"/>
+              <w:jc w:val="left"/>
+            </w:pPr>
+            <w:r>
+              <w:t xml:space="preserve">Box office figures and published reviews of the same films</w:t>
+            </w:r>
+          </w:p>
+        </w:tc>
+        <w:tc>
+          <w:tcPr/>
+          <w:p>
+            <w:pPr>
+              <w:pStyle w:val="Compact"/>
+              <w:jc w:val="left"/>
+            </w:pPr>
+            <w:r>
+              <w:t xml:space="preserve">A film (box office) and a review (reviews)</w:t>
+            </w:r>
+          </w:p>
+        </w:tc>
+        <w:tc>
+          <w:tcPr/>
+          <w:p>
+            <w:pPr>
+              <w:pStyle w:val="Compact"/>
+              <w:jc w:val="left"/>
+            </w:pPr>
+            <w:r>
+              <w:t xml:space="preserve">Two, linked by the film</w:t>
+            </w:r>
+          </w:p>
+        </w:tc>
+      </w:tr>
+      <w:tr>
+        <w:tc>
+          <w:tcPr/>
+          <w:p>
+            <w:pPr>
+              <w:pStyle w:val="Compact"/>
+              <w:jc w:val="left"/>
+            </w:pPr>
+            <w:r>
+              <w:t xml:space="preserve">TikTok videos and Instagram Reels on the same topic, coded the same way</w:t>
+            </w:r>
+          </w:p>
+        </w:tc>
+        <w:tc>
+          <w:tcPr/>
+          <w:p>
+            <w:pPr>
+              <w:pStyle w:val="Compact"/>
+              <w:jc w:val="left"/>
+            </w:pPr>
+            <w:r>
+              <w:t xml:space="preserve">A short video, on both platforms</w:t>
+            </w:r>
+          </w:p>
+        </w:tc>
+        <w:tc>
+          <w:tcPr/>
+          <w:p>
+            <w:pPr>
+              <w:pStyle w:val="Compact"/>
+              <w:jc w:val="left"/>
+            </w:pPr>
+            <w:r>
+              <w:t xml:space="preserve">One, with a</w:t>
+            </w:r>
+            <w:r>
+              <w:t xml:space="preserve"> </w:t>
+            </w:r>
+            <w:r>
+              <w:rPr>
+                <w:rStyle w:val="VerbatimChar"/>
+              </w:rPr>
+              <w:t xml:space="preserve">platform</w:t>
+            </w:r>
+            <w:r>
+              <w:t xml:space="preserve"> </w:t>
+            </w:r>
+            <w:r>
+              <w:t xml:space="preserve">variable</w:t>
+            </w:r>
+          </w:p>
+        </w:tc>
+      </w:tr>
+    </w:tbl>
+    <w:p>
+      <w:pPr>
+        <w:pStyle w:val="BodyText"/>
+      </w:pPr>
+      <w:r>
+        <w:t xml:space="preserve">When you need two codebooks, repeat Part 1 for each one, then add a linking section:</w:t>
+      </w:r>
+    </w:p>
+    <w:bookmarkStart w:id="11" w:name="linking-the-codebooks"/>
+    <w:p>
+      <w:pPr>
+        <w:pStyle w:val="Heading3"/>
+      </w:pPr>
+      <w:r>
+        <w:t xml:space="preserve">Linking the codebooks</w:t>
       </w:r>
     </w:p>
     <w:tbl>
@@ -164,23 +370,74 @@
               <w:jc w:val="left"/>
             </w:pPr>
             <w:r>
-              <w:t xml:space="preserve">Conceptual definition and source</w:t>
-            </w:r>
-          </w:p>
-        </w:tc>
-        <w:tc>
-          <w:tcPr/>
-          <w:p>
-            <w:pPr>
-              <w:pStyle w:val="Compact"/>
-              <w:jc w:val="left"/>
-            </w:pPr>
-            <w:r>
-              <w:rPr>
-                <w:i/>
-                <w:iCs/>
-              </w:rPr>
-              <w:t xml:space="preserve">What the concept means, in a sentence or two, with the source you took it from (author, year).</w:t>
+              <w:t xml:space="preserve">Key variable</w:t>
+            </w:r>
+          </w:p>
+        </w:tc>
+        <w:tc>
+          <w:tcPr/>
+          <w:p>
+            <w:pPr>
+              <w:pStyle w:val="Compact"/>
+              <w:jc w:val="left"/>
+            </w:pPr>
+            <w:r>
+              <w:rPr>
+                <w:i/>
+                <w:iCs/>
+              </w:rPr>
+              <w:t xml:space="preserve">The variable that appears in both codebooks and names the same thing in each (for example,</w:t>
+            </w:r>
+            <w:r>
+              <w:rPr>
+                <w:i/>
+                <w:iCs/>
+              </w:rPr>
+              <w:t xml:space="preserve"> </w:t>
+            </w:r>
+            <w:r>
+              <w:rPr>
+                <w:rStyle w:val="VerbatimChar"/>
+                <w:i/>
+                <w:iCs/>
+              </w:rPr>
+              <w:t xml:space="preserve">song_id</w:t>
+            </w:r>
+            <w:r>
+              <w:rPr>
+                <w:i/>
+                <w:iCs/>
+              </w:rPr>
+              <w:t xml:space="preserve"> </w:t>
+            </w:r>
+            <w:r>
+              <w:rPr>
+                <w:i/>
+                <w:iCs/>
+              </w:rPr>
+              <w:t xml:space="preserve">or</w:t>
+            </w:r>
+            <w:r>
+              <w:rPr>
+                <w:i/>
+                <w:iCs/>
+              </w:rPr>
+              <w:t xml:space="preserve"> </w:t>
+            </w:r>
+            <w:r>
+              <w:rPr>
+                <w:rStyle w:val="VerbatimChar"/>
+                <w:i/>
+                <w:iCs/>
+              </w:rPr>
+              <w:t xml:space="preserve">film_title</w:t>
+            </w:r>
+            <w:r>
+              <w:rPr>
+                <w:i/>
+                <w:iCs/>
+              </w:rPr>
+              <w:t xml:space="preserve">). Define it in both codebooks, word for word.</w:t>
             </w:r>
           </w:p>
         </w:tc>
@@ -194,23 +451,44 @@
               <w:jc w:val="left"/>
             </w:pPr>
             <w:r>
-              <w:t xml:space="preserve">Operational definition</w:t>
-            </w:r>
-          </w:p>
-        </w:tc>
-        <w:tc>
-          <w:tcPr/>
-          <w:p>
-            <w:pPr>
-              <w:pStyle w:val="Compact"/>
-              <w:jc w:val="left"/>
-            </w:pPr>
-            <w:r>
-              <w:rPr>
-                <w:i/>
-                <w:iCs/>
-              </w:rPr>
-              <w:t xml:space="preserve">What the coder does: what to read, what to look for, and which value to mark. Write it as steps a stranger could follow.</w:t>
+              <w:t xml:space="preserve">How records match</w:t>
+            </w:r>
+          </w:p>
+        </w:tc>
+        <w:tc>
+          <w:tcPr/>
+          <w:p>
+            <w:pPr>
+              <w:pStyle w:val="Compact"/>
+              <w:jc w:val="left"/>
+            </w:pPr>
+            <w:r>
+              <w:rPr>
+                <w:i/>
+                <w:iCs/>
+              </w:rPr>
+              <w:t xml:space="preserve">Write the matching rule: spelling, capitalization, and how you treat remixes, re-releases, or two films with the same title. Write it as a rule:</w:t>
+            </w:r>
+            <w:r>
+              <w:rPr>
+                <w:i/>
+                <w:iCs/>
+              </w:rPr>
+              <w:t xml:space="preserve"> </w:t>
+            </w:r>
+            <w:r>
+              <w:rPr>
+                <w:i/>
+                <w:iCs/>
+              </w:rPr>
+              <w:t xml:space="preserve">“If …, match …”</w:t>
+            </w:r>
+            <w:r>
+              <w:rPr>
+                <w:i/>
+                <w:iCs/>
+              </w:rPr>
+              <w:t xml:space="preserve">.</w:t>
             </w:r>
           </w:p>
         </w:tc>
@@ -224,23 +502,23 @@
               <w:jc w:val="left"/>
             </w:pPr>
             <w:r>
-              <w:t xml:space="preserve">Level of measurement, and what it allows</w:t>
-            </w:r>
-          </w:p>
-        </w:tc>
-        <w:tc>
-          <w:tcPr/>
-          <w:p>
-            <w:pPr>
-              <w:pStyle w:val="Compact"/>
-              <w:jc w:val="left"/>
-            </w:pPr>
-            <w:r>
-              <w:rPr>
-                <w:i/>
-                <w:iCs/>
-              </w:rPr>
-              <w:t xml:space="preserve">Nominal, ordinal, interval, or ratio. One sentence on what it allows (counts, a median, a mean) and one on what it rules out.</w:t>
+              <w:t xml:space="preserve">How many to how many</w:t>
+            </w:r>
+          </w:p>
+        </w:tc>
+        <w:tc>
+          <w:tcPr/>
+          <w:p>
+            <w:pPr>
+              <w:pStyle w:val="Compact"/>
+              <w:jc w:val="left"/>
+            </w:pPr>
+            <w:r>
+              <w:rPr>
+                <w:i/>
+                <w:iCs/>
+              </w:rPr>
+              <w:t xml:space="preserve">How many items in one codebook match one item in the other (one song to many TikTok videos; one film to many reviews).</w:t>
             </w:r>
           </w:p>
         </w:tc>
@@ -254,87 +532,62 @@
               <w:jc w:val="left"/>
             </w:pPr>
             <w:r>
-              <w:t xml:space="preserve">Coded values</w:t>
-            </w:r>
-          </w:p>
-        </w:tc>
-        <w:tc>
-          <w:tcPr/>
-          <w:p>
-            <w:pPr>
-              <w:pStyle w:val="Compact"/>
-              <w:jc w:val="left"/>
-            </w:pPr>
-            <w:r>
-              <w:rPr>
-                <w:i/>
-                <w:iCs/>
-              </w:rPr>
-              <w:t xml:space="preserve">Each value with its meaning (0 = …, 1 = …). Include an other value or a none value so every item has somewhere to go.</w:t>
-            </w:r>
-          </w:p>
-        </w:tc>
-      </w:tr>
-      <w:tr>
-        <w:tc>
-          <w:tcPr/>
-          <w:p>
-            <w:pPr>
-              <w:pStyle w:val="Compact"/>
-              <w:jc w:val="left"/>
-            </w:pPr>
-            <w:r>
-              <w:t xml:space="preserve">Edge-case decision rules</w:t>
-            </w:r>
-          </w:p>
-        </w:tc>
-        <w:tc>
-          <w:tcPr/>
-          <w:p>
-            <w:pPr>
-              <w:pStyle w:val="Compact"/>
-              <w:jc w:val="left"/>
-            </w:pPr>
-            <w:r>
-              <w:rPr>
-                <w:i/>
-                <w:iCs/>
-              </w:rPr>
-              <w:t xml:space="preserve">At least two rules for this variable, each written as a rule:</w:t>
-            </w:r>
-            <w:r>
-              <w:rPr>
-                <w:i/>
-                <w:iCs/>
-              </w:rPr>
-              <w:t xml:space="preserve"> </w:t>
-            </w:r>
-            <w:r>
-              <w:rPr>
-                <w:i/>
-                <w:iCs/>
-              </w:rPr>
-              <w:t xml:space="preserve">“If …, code …”</w:t>
-            </w:r>
-            <w:r>
-              <w:rPr>
-                <w:i/>
-                <w:iCs/>
-              </w:rPr>
-              <w:t xml:space="preserve">.</w:t>
+              <w:t xml:space="preserve">Records that do not match</w:t>
+            </w:r>
+          </w:p>
+        </w:tc>
+        <w:tc>
+          <w:tcPr/>
+          <w:p>
+            <w:pPr>
+              <w:pStyle w:val="Compact"/>
+              <w:jc w:val="left"/>
+            </w:pPr>
+            <w:r>
+              <w:rPr>
+                <w:i/>
+                <w:iCs/>
+              </w:rPr>
+              <w:t xml:space="preserve">What you do with an item that has no partner in the other source: keep it, drop it, or code it separately. Say which and why.</w:t>
             </w:r>
           </w:p>
         </w:tc>
       </w:tr>
     </w:tbl>
+    <w:p>
+      <w:pPr>
+        <w:pStyle w:val="BodyText"/>
+      </w:pPr>
+      <w:r>
+        <w:t xml:space="preserve">The key is what lets you put the two sources side by side in R later: one table per codebook, joined on the key.</w:t>
+      </w:r>
+    </w:p>
     <w:bookmarkEnd w:id="11"/>
-    <w:bookmarkStart w:id="12" w:name="variable-2-name"/>
+    <w:bookmarkEnd w:id="12"/>
+    <w:bookmarkStart w:id="15" w:name="variables"/>
+    <w:p>
+      <w:pPr>
+        <w:pStyle w:val="Heading2"/>
+      </w:pPr>
+      <w:r>
+        <w:t xml:space="preserve">Variables</w:t>
+      </w:r>
+    </w:p>
+    <w:p>
+      <w:pPr>
+        <w:pStyle w:val="FirstParagraph"/>
+      </w:pPr>
+      <w:r>
+        <w:t xml:space="preserve">Repeat the table below once per variable, as many times as your study has variables. Delete any copy you do not use.</w:t>
+      </w:r>
+    </w:p>
+    <w:bookmarkStart w:id="13" w:name="variable-1-name"/>
     <w:p>
       <w:pPr>
         <w:pStyle w:val="Heading3"/>
       </w:pPr>
       <w:r>
-        <w:t xml:space="preserve">Variable 2:</w:t>
+        <w:t xml:space="preserve">Variable 1:</w:t>
       </w:r>
       <w:r>
         <w:t xml:space="preserve"> </w:t>
@@ -412,7 +665,7 @@
                 <w:i/>
                 <w:iCs/>
               </w:rPr>
-              <w:t xml:space="preserve">Definition, with its source.</w:t>
+              <w:t xml:space="preserve">What the concept means, in a sentence or two, with the source you took it from (author, year).</w:t>
             </w:r>
           </w:p>
         </w:tc>
@@ -442,7 +695,7 @@
                 <w:i/>
                 <w:iCs/>
               </w:rPr>
-              <w:t xml:space="preserve">Coder actions, as steps.</w:t>
+              <w:t xml:space="preserve">What the coder does: what to read, what to look for, and which value to mark. Write it as steps a stranger could follow.</w:t>
             </w:r>
           </w:p>
         </w:tc>
@@ -472,7 +725,7 @@
                 <w:i/>
                 <w:iCs/>
               </w:rPr>
-              <w:t xml:space="preserve">Level, what it allows, and what it rules out.</w:t>
+              <w:t xml:space="preserve">Nominal, ordinal, interval, or ratio. One sentence on what it allows (counts, a median, a mean) and one on what it rules out.</w:t>
             </w:r>
           </w:p>
         </w:tc>
@@ -502,7 +755,7 @@
                 <w:i/>
                 <w:iCs/>
               </w:rPr>
-              <w:t xml:space="preserve">Each value with its meaning, including other or none.</w:t>
+              <w:t xml:space="preserve">Each value with its meaning (0 = …, 1 = …). Include an other value or a none value so every item has somewhere to go.</w:t>
             </w:r>
           </w:p>
         </w:tc>
@@ -532,7 +785,7 @@
                 <w:i/>
                 <w:iCs/>
               </w:rPr>
-              <w:t xml:space="preserve">At least two rules:</w:t>
+              <w:t xml:space="preserve">At least two rules for this variable, each written as a rule:</w:t>
             </w:r>
             <w:r>
               <w:rPr>
@@ -559,9 +812,241 @@
         </w:tc>
       </w:tr>
     </w:tbl>
-    <w:bookmarkEnd w:id="12"/>
     <w:bookmarkEnd w:id="13"/>
-    <w:bookmarkStart w:id="14" w:name="decision-rules-for-the-whole-codebook"/>
+    <w:bookmarkStart w:id="14" w:name="variable-2-name"/>
+    <w:p>
+      <w:pPr>
+        <w:pStyle w:val="Heading3"/>
+      </w:pPr>
+      <w:r>
+        <w:t xml:space="preserve">Variable 2:</w:t>
+      </w:r>
+      <w:r>
+        <w:t xml:space="preserve"> </w:t>
+      </w:r>
+      <w:r>
+        <w:rPr>
+          <w:i/>
+          <w:iCs/>
+        </w:rPr>
+        <w:t xml:space="preserve">name</w:t>
+      </w:r>
+    </w:p>
+    <w:tbl>
+      <w:tblPr>
+        <w:tblStyle w:val="Table"/>
+        <w:tblW w:type="pct" w:w="5000"/>
+        <w:tblLayout w:type="fixed"/>
+        <w:tblLook w:firstRow="1" w:lastRow="0" w:firstColumn="0" w:lastColumn="0" w:noHBand="0" w:noVBand="0" w:val="0020"/>
+      </w:tblPr>
+      <w:tblGrid>
+        <w:gridCol w:w="3960"/>
+        <w:gridCol w:w="3960"/>
+      </w:tblGrid>
+      <w:tr>
+        <w:trPr>
+          <w:tblHeader w:val="on"/>
+        </w:trPr>
+        <w:tc>
+          <w:tcPr/>
+          <w:p>
+            <w:pPr>
+              <w:pStyle w:val="Compact"/>
+              <w:jc w:val="left"/>
+            </w:pPr>
+            <w:r>
+              <w:t xml:space="preserve">Element</w:t>
+            </w:r>
+          </w:p>
+        </w:tc>
+        <w:tc>
+          <w:tcPr/>
+          <w:p>
+            <w:pPr>
+              <w:pStyle w:val="Compact"/>
+              <w:jc w:val="left"/>
+            </w:pPr>
+            <w:r>
+              <w:t xml:space="preserve">Your entry</w:t>
+            </w:r>
+          </w:p>
+        </w:tc>
+      </w:tr>
+      <w:tr>
+        <w:tc>
+          <w:tcPr/>
+          <w:p>
+            <w:pPr>
+              <w:pStyle w:val="Compact"/>
+              <w:jc w:val="left"/>
+            </w:pPr>
+            <w:r>
+              <w:t xml:space="preserve">Conceptual definition and source</w:t>
+            </w:r>
+          </w:p>
+        </w:tc>
+        <w:tc>
+          <w:tcPr/>
+          <w:p>
+            <w:pPr>
+              <w:pStyle w:val="Compact"/>
+              <w:jc w:val="left"/>
+            </w:pPr>
+            <w:r>
+              <w:rPr>
+                <w:i/>
+                <w:iCs/>
+              </w:rPr>
+              <w:t xml:space="preserve">Definition, with its source.</w:t>
+            </w:r>
+          </w:p>
+        </w:tc>
+      </w:tr>
+      <w:tr>
+        <w:tc>
+          <w:tcPr/>
+          <w:p>
+            <w:pPr>
+              <w:pStyle w:val="Compact"/>
+              <w:jc w:val="left"/>
+            </w:pPr>
+            <w:r>
+              <w:t xml:space="preserve">Operational definition</w:t>
+            </w:r>
+          </w:p>
+        </w:tc>
+        <w:tc>
+          <w:tcPr/>
+          <w:p>
+            <w:pPr>
+              <w:pStyle w:val="Compact"/>
+              <w:jc w:val="left"/>
+            </w:pPr>
+            <w:r>
+              <w:rPr>
+                <w:i/>
+                <w:iCs/>
+              </w:rPr>
+              <w:t xml:space="preserve">Coder actions, as steps.</w:t>
+            </w:r>
+          </w:p>
+        </w:tc>
+      </w:tr>
+      <w:tr>
+        <w:tc>
+          <w:tcPr/>
+          <w:p>
+            <w:pPr>
+              <w:pStyle w:val="Compact"/>
+              <w:jc w:val="left"/>
+            </w:pPr>
+            <w:r>
+              <w:t xml:space="preserve">Level of measurement, and what it allows</w:t>
+            </w:r>
+          </w:p>
+        </w:tc>
+        <w:tc>
+          <w:tcPr/>
+          <w:p>
+            <w:pPr>
+              <w:pStyle w:val="Compact"/>
+              <w:jc w:val="left"/>
+            </w:pPr>
+            <w:r>
+              <w:rPr>
+                <w:i/>
+                <w:iCs/>
+              </w:rPr>
+              <w:t xml:space="preserve">Level, what it allows, and what it rules out.</w:t>
+            </w:r>
+          </w:p>
+        </w:tc>
+      </w:tr>
+      <w:tr>
+        <w:tc>
+          <w:tcPr/>
+          <w:p>
+            <w:pPr>
+              <w:pStyle w:val="Compact"/>
+              <w:jc w:val="left"/>
+            </w:pPr>
+            <w:r>
+              <w:t xml:space="preserve">Coded values</w:t>
+            </w:r>
+          </w:p>
+        </w:tc>
+        <w:tc>
+          <w:tcPr/>
+          <w:p>
+            <w:pPr>
+              <w:pStyle w:val="Compact"/>
+              <w:jc w:val="left"/>
+            </w:pPr>
+            <w:r>
+              <w:rPr>
+                <w:i/>
+                <w:iCs/>
+              </w:rPr>
+              <w:t xml:space="preserve">Each value with its meaning, including other or none.</w:t>
+            </w:r>
+          </w:p>
+        </w:tc>
+      </w:tr>
+      <w:tr>
+        <w:tc>
+          <w:tcPr/>
+          <w:p>
+            <w:pPr>
+              <w:pStyle w:val="Compact"/>
+              <w:jc w:val="left"/>
+            </w:pPr>
+            <w:r>
+              <w:t xml:space="preserve">Edge-case decision rules</w:t>
+            </w:r>
+          </w:p>
+        </w:tc>
+        <w:tc>
+          <w:tcPr/>
+          <w:p>
+            <w:pPr>
+              <w:pStyle w:val="Compact"/>
+              <w:jc w:val="left"/>
+            </w:pPr>
+            <w:r>
+              <w:rPr>
+                <w:i/>
+                <w:iCs/>
+              </w:rPr>
+              <w:t xml:space="preserve">At least two rules:</w:t>
+            </w:r>
+            <w:r>
+              <w:rPr>
+                <w:i/>
+                <w:iCs/>
+              </w:rPr>
+              <w:t xml:space="preserve"> </w:t>
+            </w:r>
+            <w:r>
+              <w:rPr>
+                <w:i/>
+                <w:iCs/>
+              </w:rPr>
+              <w:t xml:space="preserve">“If …, code …”</w:t>
+            </w:r>
+            <w:r>
+              <w:rPr>
+                <w:i/>
+                <w:iCs/>
+              </w:rPr>
+              <w:t xml:space="preserve">.</w:t>
+            </w:r>
+          </w:p>
+        </w:tc>
+      </w:tr>
+    </w:tbl>
+    <w:bookmarkEnd w:id="14"/>
+    <w:bookmarkEnd w:id="15"/>
+    <w:bookmarkStart w:id="16" w:name="decision-rules-for-the-whole-codebook"/>
     <w:p>
       <w:pPr>
         <w:pStyle w:val="Heading2"/>
@@ -630,8 +1115,8 @@
         <w:t xml:space="preserve">If …, code …</w:t>
       </w:r>
     </w:p>
-    <w:bookmarkEnd w:id="14"/>
-    <w:bookmarkStart w:id="15" w:name="examples"/>
+    <w:bookmarkEnd w:id="16"/>
+    <w:bookmarkStart w:id="17" w:name="examples"/>
     <w:p>
       <w:pPr>
         <w:pStyle w:val="Heading2"/>
@@ -794,8 +1279,8 @@
         </w:tc>
       </w:tr>
     </w:tbl>
-    <w:bookmarkEnd w:id="15"/>
-    <w:bookmarkStart w:id="16" w:name="single-coder-note"/>
+    <w:bookmarkEnd w:id="17"/>
+    <w:bookmarkStart w:id="18" w:name="single-coder-note"/>
     <w:p>
       <w:pPr>
         <w:pStyle w:val="Heading2"/>
@@ -840,9 +1325,9 @@
         <w:t xml:space="preserve">Paragraph 3: the second-coder counterfactual, written as what you would do if this study had a second coder: how many items you would double-code, what number you would report, how you would train the coder and settle disagreements, and which finding is most at risk.</w:t>
       </w:r>
     </w:p>
-    <w:bookmarkEnd w:id="16"/>
-    <w:bookmarkEnd w:id="17"/>
-    <w:bookmarkStart w:id="19" w:name="part-2-qualitative-memo"/>
+    <w:bookmarkEnd w:id="18"/>
+    <w:bookmarkEnd w:id="19"/>
+    <w:bookmarkStart w:id="21" w:name="part-2-qualitative-memo"/>
     <w:p>
       <w:pPr>
         <w:pStyle w:val="Heading1"/>
@@ -863,7 +1348,7 @@
         <w:t xml:space="preserve">200 to 300 words on the patterns you saw while reading or watching your material. Describe what you saw, not the topic in general. Name the pattern behind each codebook category, so every category traces back to something here.</w:t>
       </w:r>
     </w:p>
-    <w:bookmarkStart w:id="18" w:name="references"/>
+    <w:bookmarkStart w:id="20" w:name="references"/>
     <w:p>
       <w:pPr>
         <w:pStyle w:val="Heading2"/>
@@ -884,8 +1369,8 @@
         <w:t xml:space="preserve">Every source cited above, in APA 7.</w:t>
       </w:r>
     </w:p>
-    <w:bookmarkEnd w:id="18"/>
-    <w:bookmarkEnd w:id="19"/>
+    <w:bookmarkEnd w:id="20"/>
+    <w:bookmarkEnd w:id="21"/>
     <w:sectPr>
       <w:footnotePr>
         <w:numRestart w:val="eachSect"/>
@@ -1800,7 +2285,7 @@
       <w:color w:themeColor="accent1" w:themeShade="BF" w:val="365F91"/>
     </w:rPr>
   </w:style>
-  <w:style w:type="paragraph" w:customStyle="1" w:styleId="SourceCode">
+  <w:style w:customStyle="1" w:styleId="SourceCode" w:type="paragraph">
     <w:name w:val="Source Code"/>
     <w:basedOn w:val="Normal"/>
     <w:link w:val="VerbatimChar"/>
@@ -1808,7 +2293,7 @@
       <w:wordWrap w:val="off"/>
     </w:pPr>
   </w:style>
-  <w:style w:type="character" w:customStyle="1" w:styleId="KeywordTok">
+  <w:style w:customStyle="1" w:styleId="KeywordTok" w:type="character">
     <w:name w:val="KeywordTok"/>
     <w:basedOn w:val="VerbatimChar"/>
     <w:rPr>
@@ -1816,77 +2301,77 @@
       <w:color w:val="007020"/>
     </w:rPr>
   </w:style>
-  <w:style w:type="character" w:customStyle="1" w:styleId="DataTypeTok">
+  <w:style w:customStyle="1" w:styleId="DataTypeTok" w:type="character">
     <w:name w:val="DataTypeTok"/>
     <w:basedOn w:val="VerbatimChar"/>
     <w:rPr>
       <w:color w:val="902000"/>
     </w:rPr>
   </w:style>
-  <w:style w:type="character" w:customStyle="1" w:styleId="DecValTok">
+  <w:style w:customStyle="1" w:styleId="DecValTok" w:type="character">
     <w:name w:val="DecValTok"/>
     <w:basedOn w:val="VerbatimChar"/>
     <w:rPr>
       <w:color w:val="40a070"/>
     </w:rPr>
   </w:style>
-  <w:style w:type="character" w:customStyle="1" w:styleId="BaseNTok">
+  <w:style w:customStyle="1" w:styleId="BaseNTok" w:type="character">
     <w:name w:val="BaseNTok"/>
     <w:basedOn w:val="VerbatimChar"/>
     <w:rPr>
       <w:color w:val="40a070"/>
     </w:rPr>
   </w:style>
-  <w:style w:type="character" w:customStyle="1" w:styleId="FloatTok">
+  <w:style w:customStyle="1" w:styleId="FloatTok" w:type="character">
     <w:name w:val="FloatTok"/>
     <w:basedOn w:val="VerbatimChar"/>
     <w:rPr>
       <w:color w:val="40a070"/>
     </w:rPr>
   </w:style>
-  <w:style w:type="character" w:customStyle="1" w:styleId="ConstantTok">
+  <w:style w:customStyle="1" w:styleId="ConstantTok" w:type="character">
     <w:name w:val="ConstantTok"/>
     <w:basedOn w:val="VerbatimChar"/>
     <w:rPr>
       <w:color w:val="880000"/>
     </w:rPr>
   </w:style>
-  <w:style w:type="character" w:customStyle="1" w:styleId="CharTok">
+  <w:style w:customStyle="1" w:styleId="CharTok" w:type="character">
     <w:name w:val="CharTok"/>
     <w:basedOn w:val="VerbatimChar"/>
     <w:rPr>
       <w:color w:val="4070a0"/>
     </w:rPr>
   </w:style>
-  <w:style w:type="character" w:customStyle="1" w:styleId="SpecialCharTok">
+  <w:style w:customStyle="1" w:styleId="SpecialCharTok" w:type="character">
     <w:name w:val="SpecialCharTok"/>
     <w:basedOn w:val="VerbatimChar"/>
     <w:rPr>
       <w:color w:val="4070a0"/>
     </w:rPr>
   </w:style>
-  <w:style w:type="character" w:customStyle="1" w:styleId="StringTok">
+  <w:style w:customStyle="1" w:styleId="StringTok" w:type="character">
     <w:name w:val="StringTok"/>
     <w:basedOn w:val="VerbatimChar"/>
     <w:rPr>
       <w:color w:val="4070a0"/>
     </w:rPr>
   </w:style>
-  <w:style w:type="character" w:customStyle="1" w:styleId="VerbatimStringTok">
+  <w:style w:customStyle="1" w:styleId="VerbatimStringTok" w:type="character">
     <w:name w:val="VerbatimStringTok"/>
     <w:basedOn w:val="VerbatimChar"/>
     <w:rPr>
       <w:color w:val="4070a0"/>
     </w:rPr>
   </w:style>
-  <w:style w:type="character" w:customStyle="1" w:styleId="SpecialStringTok">
+  <w:style w:customStyle="1" w:styleId="SpecialStringTok" w:type="character">
     <w:name w:val="SpecialStringTok"/>
     <w:basedOn w:val="VerbatimChar"/>
     <w:rPr>
       <w:color w:val="bb6688"/>
     </w:rPr>
   </w:style>
-  <w:style w:type="character" w:customStyle="1" w:styleId="ImportTok">
+  <w:style w:customStyle="1" w:styleId="ImportTok" w:type="character">
     <w:name w:val="ImportTok"/>
     <w:basedOn w:val="VerbatimChar"/>
     <w:rPr>
@@ -1894,7 +2379,7 @@
       <w:color w:val="008000"/>
     </w:rPr>
   </w:style>
-  <w:style w:type="character" w:customStyle="1" w:styleId="CommentTok">
+  <w:style w:customStyle="1" w:styleId="CommentTok" w:type="character">
     <w:name w:val="CommentTok"/>
     <w:basedOn w:val="VerbatimChar"/>
     <w:rPr>
@@ -1902,7 +2387,7 @@
       <w:color w:val="60a0b0"/>
     </w:rPr>
   </w:style>
-  <w:style w:type="character" w:customStyle="1" w:styleId="DocumentationTok">
+  <w:style w:customStyle="1" w:styleId="DocumentationTok" w:type="character">
     <w:name w:val="DocumentationTok"/>
     <w:basedOn w:val="VerbatimChar"/>
     <w:rPr>
@@ -1910,7 +2395,7 @@
       <w:color w:val="ba2121"/>
     </w:rPr>
   </w:style>
-  <w:style w:type="character" w:customStyle="1" w:styleId="AnnotationTok">
+  <w:style w:customStyle="1" w:styleId="AnnotationTok" w:type="character">
     <w:name w:val="AnnotationTok"/>
     <w:basedOn w:val="VerbatimChar"/>
     <w:rPr>
@@ -1919,7 +2404,7 @@
       <w:color w:val="60a0b0"/>
     </w:rPr>
   </w:style>
-  <w:style w:type="character" w:customStyle="1" w:styleId="CommentVarTok">
+  <w:style w:customStyle="1" w:styleId="CommentVarTok" w:type="character">
     <w:name w:val="CommentVarTok"/>
     <w:basedOn w:val="VerbatimChar"/>
     <w:rPr>
@@ -1928,28 +2413,28 @@
       <w:color w:val="60a0b0"/>
     </w:rPr>
   </w:style>
-  <w:style w:type="character" w:customStyle="1" w:styleId="OtherTok">
+  <w:style w:customStyle="1" w:styleId="OtherTok" w:type="character">
     <w:name w:val="OtherTok"/>
     <w:basedOn w:val="VerbatimChar"/>
     <w:rPr>
       <w:color w:val="007020"/>
     </w:rPr>
   </w:style>
-  <w:style w:type="character" w:customStyle="1" w:styleId="FunctionTok">
+  <w:style w:customStyle="1" w:styleId="FunctionTok" w:type="character">
     <w:name w:val="FunctionTok"/>
     <w:basedOn w:val="VerbatimChar"/>
     <w:rPr>
       <w:color w:val="06287e"/>
     </w:rPr>
   </w:style>
-  <w:style w:type="character" w:customStyle="1" w:styleId="VariableTok">
+  <w:style w:customStyle="1" w:styleId="VariableTok" w:type="character">
     <w:name w:val="VariableTok"/>
     <w:basedOn w:val="VerbatimChar"/>
     <w:rPr>
       <w:color w:val="19177c"/>
     </w:rPr>
   </w:style>
-  <w:style w:type="character" w:customStyle="1" w:styleId="ControlFlowTok">
+  <w:style w:customStyle="1" w:styleId="ControlFlowTok" w:type="character">
     <w:name w:val="ControlFlowTok"/>
     <w:basedOn w:val="VerbatimChar"/>
     <w:rPr>
@@ -1957,45 +2442,45 @@
       <w:color w:val="007020"/>
     </w:rPr>
   </w:style>
-  <w:style w:type="character" w:customStyle="1" w:styleId="OperatorTok">
+  <w:style w:customStyle="1" w:styleId="OperatorTok" w:type="character">
     <w:name w:val="OperatorTok"/>
     <w:basedOn w:val="VerbatimChar"/>
     <w:rPr>
       <w:color w:val="666666"/>
     </w:rPr>
   </w:style>
-  <w:style w:type="character" w:customStyle="1" w:styleId="BuiltInTok">
+  <w:style w:customStyle="1" w:styleId="BuiltInTok" w:type="character">
     <w:name w:val="BuiltInTok"/>
     <w:basedOn w:val="VerbatimChar"/>
     <w:rPr>
       <w:color w:val="008000"/>
     </w:rPr>
   </w:style>
-  <w:style w:type="character" w:customStyle="1" w:styleId="ExtensionTok">
+  <w:style w:customStyle="1" w:styleId="ExtensionTok" w:type="character">
     <w:name w:val="ExtensionTok"/>
     <w:basedOn w:val="VerbatimChar"/>
     <w:rPr/>
   </w:style>
-  <w:style w:type="character" w:customStyle="1" w:styleId="PreprocessorTok">
+  <w:style w:customStyle="1" w:styleId="PreprocessorTok" w:type="character">
     <w:name w:val="PreprocessorTok"/>
     <w:basedOn w:val="VerbatimChar"/>
     <w:rPr>
       <w:color w:val="bc7a00"/>
     </w:rPr>
   </w:style>
-  <w:style w:type="character" w:customStyle="1" w:styleId="AttributeTok">
+  <w:style w:customStyle="1" w:styleId="AttributeTok" w:type="character">
     <w:name w:val="AttributeTok"/>
     <w:basedOn w:val="VerbatimChar"/>
     <w:rPr>
       <w:color w:val="7d9029"/>
     </w:rPr>
   </w:style>
-  <w:style w:type="character" w:customStyle="1" w:styleId="RegionMarkerTok">
+  <w:style w:customStyle="1" w:styleId="RegionMarkerTok" w:type="character">
     <w:name w:val="RegionMarkerTok"/>
     <w:basedOn w:val="VerbatimChar"/>
     <w:rPr/>
   </w:style>
-  <w:style w:type="character" w:customStyle="1" w:styleId="InformationTok">
+  <w:style w:customStyle="1" w:styleId="InformationTok" w:type="character">
     <w:name w:val="InformationTok"/>
     <w:basedOn w:val="VerbatimChar"/>
     <w:rPr>
@@ -2004,7 +2489,7 @@
       <w:color w:val="60a0b0"/>
     </w:rPr>
   </w:style>
-  <w:style w:type="character" w:customStyle="1" w:styleId="WarningTok">
+  <w:style w:customStyle="1" w:styleId="WarningTok" w:type="character">
     <w:name w:val="WarningTok"/>
     <w:basedOn w:val="VerbatimChar"/>
     <w:rPr>
@@ -2013,7 +2498,7 @@
       <w:color w:val="60a0b0"/>
     </w:rPr>
   </w:style>
-  <w:style w:type="character" w:customStyle="1" w:styleId="AlertTok">
+  <w:style w:customStyle="1" w:styleId="AlertTok" w:type="character">
     <w:name w:val="AlertTok"/>
     <w:basedOn w:val="VerbatimChar"/>
     <w:rPr>
@@ -2021,7 +2506,7 @@
       <w:color w:val="ff0000"/>
     </w:rPr>
   </w:style>
-  <w:style w:type="character" w:customStyle="1" w:styleId="ErrorTok">
+  <w:style w:customStyle="1" w:styleId="ErrorTok" w:type="character">
     <w:name w:val="ErrorTok"/>
     <w:basedOn w:val="VerbatimChar"/>
     <w:rPr>
@@ -2029,7 +2514,7 @@
       <w:color w:val="ff0000"/>
     </w:rPr>
   </w:style>
-  <w:style w:type="character" w:customStyle="1" w:styleId="NormalTok">
+  <w:style w:customStyle="1" w:styleId="NormalTok" w:type="character">
     <w:name w:val="NormalTok"/>
     <w:basedOn w:val="VerbatimChar"/>
     <w:rPr/>

--- a/resources/templates/MC451-codebook-template.docx
+++ b/resources/templates/MC451-codebook-template.docx
@@ -76,6 +76,18 @@
           <w:iCs/>
         </w:rPr>
         <w:t xml:space="preserve">State exactly what one coded item is (one message, one post, one minute of video), and say what is not part of it (replies, links, images). State it once. Every variable below is coded on this item.</w:t>
+      </w:r>
+    </w:p>
+    <w:p>
+      <w:pPr>
+        <w:pStyle w:val="BodyText"/>
+      </w:pPr>
+      <w:r>
+        <w:rPr>
+          <w:i/>
+          <w:iCs/>
+        </w:rPr>
+        <w:t xml:space="preserve">List any fields you look up rather than code (an ID, a date, a count), and any measure you compute in R from your coded variables.</w:t>
       </w:r>
     </w:p>
     <w:bookmarkEnd w:id="10"/>
